--- a/_integration/docs/ust/UST-2026-08-18-03-la-foto-cuenta.docx
+++ b/_integration/docs/ust/UST-2026-08-18-03-la-foto-cuenta.docx
@@ -45,7 +45,7 @@
           <w:sz w:val="21"/>
           <w:szCs w:val="21"/>
         </w:rPr>
-        <w:t xml:space="preserve">ESTADO: PENDIENTE DE VALIDACIÓN — no se escribe código hasta el visto bueno fila a fila (regla UST, 18-ago).</w:t>
+        <w:t xml:space="preserve">ESTADO: VALIDADA (Pilar, 18-ago) Y CONSTRUIDA — F1 sí con matiz TEXTO SIN IMAGEN · F3 sí (pesos tal cual, aplicados proporcionalmente a los 30 puntos del componente) · F4 sí (pulso semanal, lunes). Código: appdev e04e877 · SQL 1a4ef6b · tsc 0 · 313 tests.</w:t>
       </w:r>
     </w:p>
     <w:p>

--- a/_integration/docs/ust/UST-2026-08-18-03-la-foto-cuenta.docx
+++ b/_integration/docs/ust/UST-2026-08-18-03-la-foto-cuenta.docx
@@ -45,7 +45,7 @@
           <w:sz w:val="21"/>
           <w:szCs w:val="21"/>
         </w:rPr>
-        <w:t xml:space="preserve">ESTADO: VALIDADA (Pilar, 18-ago) Y CONSTRUIDA — F1 sí con matiz TEXTO SIN IMAGEN · F3 sí (pesos tal cual, aplicados proporcionalmente a los 30 puntos del componente) · F4 sí (pulso semanal, lunes). Código: appdev e04e877 · SQL 1a4ef6b · tsc 0 · 313 tests.</w:t>
+        <w:t xml:space="preserve">ESTADO: CERRADA (19-ago, paseo en dispositivo — OK de Juanjo) — VALIDADA por Pilar (18-ago: F1 texto sin imagen · F3 pesos tal cual · F4 semanal), construida y desplegada en la OTA 0.22.4. Código: appdev e04e877 · SQL 1a4ef6b · 313 tests.</w:t>
       </w:r>
     </w:p>
     <w:p>
